--- a/docs/documentation/methods/wood-provision/index.docx
+++ b/docs/documentation/methods/wood-provision/index.docx
@@ -302,221 +302,299 @@
         <w:t xml:space="preserve">for download.</w:t>
       </w:r>
     </w:p>
+    <w:bookmarkStart w:id="16" w:name="key-terms"/>
+    <w:p>
+      <w:pPr>
+        <w:pStyle w:val="Heading2"/>
+      </w:pPr>
+      <w:r>
+        <w:t xml:space="preserve">Key terms</w:t>
+      </w:r>
+    </w:p>
+    <w:p>
+      <w:pPr>
+        <w:pStyle w:val="FirstParagraph"/>
+      </w:pPr>
+      <w:r>
+        <w:t xml:space="preserve">The terms below are used throughout the page.</w:t>
+      </w:r>
+    </w:p>
     <w:tbl>
       <w:tblPr>
         <w:tblStyle w:val="Table"/>
-        <w:tblLook w:firstRow="0" w:lastRow="0" w:firstColumn="0" w:lastColumn="0" w:noHBand="0" w:noVBand="0" w:val="0000"/>
-        <w:tblBorders>
-          <w:top w:val="single" w:sz="4" w:space="0" w:color="CC1914"/>
-          <w:left w:val="single" w:sz="24" w:space="0" w:color="CC1914"/>
-          <w:bottom w:val="single" w:sz="4" w:space="0" w:color="CC1914"/>
-          <w:right w:val="single" w:sz="4" w:space="0" w:color="CC1914"/>
-        </w:tblBorders>
-        <w:tblCellMar>
-          <w:left w:w="144" w:type="dxa"/>
-          <w:right w:w="144" w:type="dxa"/>
-        </w:tblCellMar>
-        <w:tblLook w:firstRow="0" w:lastRow="0" w:firstColumn="0" w:lastColumn="0" w:noHBand="0" w:noVBand="0" w:val="0000"/>
+        <w:tblW w:type="pct" w:w="5000"/>
+        <w:tblLayout w:type="fixed"/>
+        <w:tblLook w:firstRow="1" w:lastRow="0" w:firstColumn="0" w:lastColumn="0" w:noHBand="0" w:noVBand="0" w:val="0020"/>
       </w:tblPr>
+      <w:tblGrid>
+        <w:gridCol w:w="3960"/>
+        <w:gridCol w:w="3960"/>
+      </w:tblGrid>
       <w:tr>
         <w:trPr>
-          <w:cantSplit/>
+          <w:tblHeader w:val="on"/>
         </w:trPr>
         <w:tc>
-          <w:tcPr>
-            <w:shd w:color="auto" w:fill="f7dddc" w:val="clear"/>
-            <w:tcMar>
-              <w:top w:w="92" w:type="dxa"/>
-              <w:bottom w:w="92" w:type="dxa"/>
-            </w:tcMar>
-          </w:tcPr>
+          <w:tcPr/>
           <w:p>
             <w:pPr>
-              <w:pStyle w:val="FirstParagraph"/>
-            </w:pPr>
-            <w:pPr>
-              <w:spacing w:before="0" w:after="0"/>
-              <w:textAlignment w:val="center"/>
+              <w:pStyle w:val="Compact"/>
             </w:pPr>
             <w:r>
-              <w:drawing>
-                <wp:inline>
-                  <wp:extent cx="152400" cy="152400"/>
-                  <wp:effectExtent b="0" l="0" r="0" t="0"/>
-                  <wp:docPr descr="" title="" id="10" name="Picture"/>
-                  <a:graphic>
-                    <a:graphicData uri="http://schemas.openxmlformats.org/drawingml/2006/picture">
-                      <pic:pic>
-                        <pic:nvPicPr>
-                          <pic:cNvPr descr="/Applications/quarto/share/formats/docx/important.png" id="11" name="Picture"/>
-                          <pic:cNvPicPr>
-                            <a:picLocks noChangeArrowheads="1" noChangeAspect="1"/>
-                          </pic:cNvPicPr>
-                        </pic:nvPicPr>
-                        <pic:blipFill>
-                          <a:blip r:embed="rId9"/>
-                          <a:stretch>
-                            <a:fillRect/>
-                          </a:stretch>
-                        </pic:blipFill>
-                        <pic:spPr bwMode="auto">
-                          <a:xfrm>
-                            <a:off x="0" y="0"/>
-                            <a:ext cx="152400" cy="152400"/>
-                          </a:xfrm>
-                          <a:prstGeom prst="rect">
-                            <a:avLst/>
-                          </a:prstGeom>
-                          <a:noFill/>
-                          <a:ln w="9525">
-                            <a:noFill/>
-                            <a:headEnd/>
-                            <a:tailEnd/>
-                          </a:ln>
-                        </pic:spPr>
-                      </pic:pic>
-                    </a:graphicData>
-                  </a:graphic>
-                </wp:inline>
-              </w:drawing>
-            </w:r>
+              <w:t xml:space="preserve">Term</w:t>
+            </w:r>
+          </w:p>
+        </w:tc>
+        <w:tc>
+          <w:tcPr/>
+          <w:p>
+            <w:pPr>
+              <w:pStyle w:val="Compact"/>
+            </w:pPr>
             <w:r>
-              <w:t xml:space="preserve"> </w:t>
-            </w:r>
-            <w:r>
-              <w:t xml:space="preserve"> </w:t>
-            </w:r>
-            <w:r>
-              <w:t xml:space="preserve">The Excel file in</w:t>
-            </w:r>
-            <w:r>
-              <w:t xml:space="preserve"> </w:t>
-            </w:r>
-            <w:r>
-              <w:rPr>
-                <w:rStyle w:val="VerbatimChar"/>
-              </w:rPr>
-              <w:t xml:space="preserve">data/inputs/eurostat/</w:t>
-            </w:r>
-            <w:r>
-              <w:t xml:space="preserve"> </w:t>
-            </w:r>
-            <w:r>
-              <w:t xml:space="preserve">is not the input</w:t>
+              <w:t xml:space="preserve">Meaning in this document</w:t>
             </w:r>
           </w:p>
         </w:tc>
       </w:tr>
       <w:tr>
-        <w:trPr>
-          <w:cantSplit/>
-        </w:trPr>
         <w:tc>
-          <w:tcPr>
-            <w:tcMar>
-              <w:top w:w="108" w:type="dxa"/>
-              <w:bottom w:w="108" w:type="dxa"/>
-            </w:tcMar>
-          </w:tcPr>
+          <w:tcPr/>
           <w:p>
             <w:pPr>
-              <w:pStyle w:val="BodyText"/>
-            </w:pPr>
-            <w:pPr>
-              <w:spacing w:before="16" w:after="16"/>
+              <w:pStyle w:val="Compact"/>
             </w:pPr>
             <w:r>
-              <w:t xml:space="preserve">The workbook</w:t>
-            </w:r>
+              <w:t xml:space="preserve">Ecosystem service</w:t>
+            </w:r>
+          </w:p>
+        </w:tc>
+        <w:tc>
+          <w:tcPr/>
+          <w:p>
+            <w:pPr>
+              <w:pStyle w:val="Compact"/>
+            </w:pPr>
             <w:r>
-              <w:t xml:space="preserve"> </w:t>
-            </w:r>
+              <w:t xml:space="preserve">A contribution of ecosystems to human activity. Here it is the growth of trees that can be harvested as timber.</w:t>
+            </w:r>
+          </w:p>
+        </w:tc>
+      </w:tr>
+      <w:tr>
+        <w:tc>
+          <w:tcPr/>
+          <w:p>
+            <w:pPr>
+              <w:pStyle w:val="Compact"/>
+            </w:pPr>
             <w:r>
-              <w:rPr>
-                <w:rStyle w:val="VerbatimChar"/>
-              </w:rPr>
-              <w:t xml:space="preserve">for_vol_efa$defaultview_spreadsheet.xlsx</w:t>
-            </w:r>
+              <w:t xml:space="preserve">Net annual increment (NAI)</w:t>
+            </w:r>
+          </w:p>
+        </w:tc>
+        <w:tc>
+          <w:tcPr/>
+          <w:p>
+            <w:pPr>
+              <w:pStyle w:val="Compact"/>
+            </w:pPr>
             <w:r>
-              <w:t xml:space="preserve"> </w:t>
-            </w:r>
+              <w:t xml:space="preserve">The average annual volume growth of living trees, minus the volume of trees that die naturally. It is the quantity of new wood the forest adds in a year, and it is the accounting measure of the service.</w:t>
+            </w:r>
+          </w:p>
+        </w:tc>
+      </w:tr>
+      <w:tr>
+        <w:tc>
+          <w:tcPr/>
+          <w:p>
+            <w:pPr>
+              <w:pStyle w:val="Compact"/>
+            </w:pPr>
             <w:r>
-              <w:t xml:space="preserve">is the default view of the dataset. It</w:t>
-            </w:r>
+              <w:t xml:space="preserve">Over bark</w:t>
+            </w:r>
+          </w:p>
+        </w:tc>
+        <w:tc>
+          <w:tcPr/>
+          <w:p>
+            <w:pPr>
+              <w:pStyle w:val="Compact"/>
+            </w:pPr>
             <w:r>
-              <w:t xml:space="preserve"> </w:t>
-            </w:r>
+              <w:t xml:space="preserve">Volumes include the bark of the tree, as in the Eurostat questionnaire.</w:t>
+            </w:r>
+          </w:p>
+        </w:tc>
+      </w:tr>
+      <w:tr>
+        <w:tc>
+          <w:tcPr/>
+          <w:p>
+            <w:pPr>
+              <w:pStyle w:val="Compact"/>
+            </w:pPr>
             <w:r>
-              <w:t xml:space="preserve">reports million euro for the indicator</w:t>
-            </w:r>
+              <w:t xml:space="preserve">Thousand m3</w:t>
+            </w:r>
+          </w:p>
+        </w:tc>
+        <w:tc>
+          <w:tcPr/>
+          <w:p>
+            <w:pPr>
+              <w:pStyle w:val="Compact"/>
+            </w:pPr>
             <w:r>
-              <w:t xml:space="preserve"> </w:t>
-            </w:r>
+              <w:t xml:space="preserve">The unit of the volumes (1,000 cubic metres), as reported by Eurostat.</w:t>
+            </w:r>
+          </w:p>
+        </w:tc>
+      </w:tr>
+      <w:tr>
+        <w:tc>
+          <w:tcPr/>
+          <w:p>
+            <w:pPr>
+              <w:pStyle w:val="Compact"/>
+            </w:pPr>
             <w:r>
-              <w:t xml:space="preserve">“Forest”</w:t>
-            </w:r>
+              <w:t xml:space="preserve">Forest available for wood supply (FAWS)</w:t>
+            </w:r>
+          </w:p>
+        </w:tc>
+        <w:tc>
+          <w:tcPr/>
+          <w:p>
+            <w:pPr>
+              <w:pStyle w:val="Compact"/>
+            </w:pPr>
             <w:r>
-              <w:t xml:space="preserve"> </w:t>
-            </w:r>
+              <w:t xml:space="preserve">Forest where no environmental, social or economic restriction significantly limits wood supply. Protected areas, steep slopes or remote forests are typical restrictions.</w:t>
+            </w:r>
+          </w:p>
+        </w:tc>
+      </w:tr>
+      <w:tr>
+        <w:tc>
+          <w:tcPr/>
+          <w:p>
+            <w:pPr>
+              <w:pStyle w:val="Compact"/>
+            </w:pPr>
             <w:r>
-              <w:t xml:space="preserve">in 2015 to 2024 and holds no volumes, so it</w:t>
-            </w:r>
+              <w:t xml:space="preserve">Forest not available for wood supply (FNAWS)</w:t>
+            </w:r>
+          </w:p>
+        </w:tc>
+        <w:tc>
+          <w:tcPr/>
+          <w:p>
+            <w:pPr>
+              <w:pStyle w:val="Compact"/>
+            </w:pPr>
             <w:r>
-              <w:t xml:space="preserve"> </w:t>
-            </w:r>
+              <w:t xml:space="preserve">Forest with such restrictions.</w:t>
+            </w:r>
+          </w:p>
+        </w:tc>
+      </w:tr>
+      <w:tr>
+        <w:tc>
+          <w:tcPr/>
+          <w:p>
+            <w:pPr>
+              <w:pStyle w:val="Compact"/>
+            </w:pPr>
             <w:r>
-              <w:t xml:space="preserve">cannot supply NAI or removals in thousand cubic metres. The routine downloads the right slice of</w:t>
-            </w:r>
+              <w:t xml:space="preserve">Removals</w:t>
+            </w:r>
+          </w:p>
+        </w:tc>
+        <w:tc>
+          <w:tcPr/>
+          <w:p>
+            <w:pPr>
+              <w:pStyle w:val="Compact"/>
+            </w:pPr>
             <w:r>
-              <w:t xml:space="preserve"> </w:t>
-            </w:r>
+              <w:t xml:space="preserve">The volume of wood actually taken out of the forest in a year, which is close to the volume harvested.</w:t>
+            </w:r>
+          </w:p>
+        </w:tc>
+      </w:tr>
+      <w:tr>
+        <w:tc>
+          <w:tcPr/>
+          <w:p>
+            <w:pPr>
+              <w:pStyle w:val="Compact"/>
+            </w:pPr>
             <w:r>
-              <w:rPr>
-                <w:rStyle w:val="VerbatimChar"/>
-              </w:rPr>
-              <w:t xml:space="preserve">for_vol_efa</w:t>
-            </w:r>
+              <w:t xml:space="preserve">Overuse</w:t>
+            </w:r>
+          </w:p>
+        </w:tc>
+        <w:tc>
+          <w:tcPr/>
+          <w:p>
+            <w:pPr>
+              <w:pStyle w:val="Compact"/>
+            </w:pPr>
             <w:r>
-              <w:t xml:space="preserve"> </w:t>
-            </w:r>
+              <w:t xml:space="preserve">Removals greater than NAI. Harvesting more than the forest grows depletes the stock of timber, so the service is not sustained.</w:t>
+            </w:r>
+          </w:p>
+        </w:tc>
+      </w:tr>
+      <w:tr>
+        <w:tc>
+          <w:tcPr/>
+          <w:p>
+            <w:pPr>
+              <w:pStyle w:val="Compact"/>
+            </w:pPr>
             <w:r>
-              <w:t xml:space="preserve">with the</w:t>
-            </w:r>
+              <w:t xml:space="preserve">Spatial disaggregation</w:t>
+            </w:r>
+          </w:p>
+        </w:tc>
+        <w:tc>
+          <w:tcPr/>
+          <w:p>
+            <w:pPr>
+              <w:pStyle w:val="Compact"/>
+            </w:pPr>
             <w:r>
-              <w:t xml:space="preserve"> </w:t>
-            </w:r>
+              <w:t xml:space="preserve">Splitting a national statistic over a map, using a proxy that says where the quantity is likely to occur.</w:t>
+            </w:r>
+          </w:p>
+        </w:tc>
+      </w:tr>
+      <w:tr>
+        <w:tc>
+          <w:tcPr/>
+          <w:p>
+            <w:pPr>
+              <w:pStyle w:val="Compact"/>
+            </w:pPr>
             <w:r>
-              <w:rPr>
-                <w:rStyle w:val="VerbatimChar"/>
-              </w:rPr>
-              <w:t xml:space="preserve">eurostat</w:t>
-            </w:r>
+              <w:t xml:space="preserve">NUTS</w:t>
+            </w:r>
+          </w:p>
+        </w:tc>
+        <w:tc>
+          <w:tcPr/>
+          <w:p>
+            <w:pPr>
+              <w:pStyle w:val="Compact"/>
+            </w:pPr>
             <w:r>
-              <w:t xml:space="preserve"> </w:t>
-            </w:r>
-            <w:r>
-              <w:t xml:space="preserve">package (script</w:t>
-            </w:r>
-            <w:r>
-              <w:t xml:space="preserve"> </w:t>
-            </w:r>
-            <w:r>
-              <w:rPr>
-                <w:rStyle w:val="VerbatimChar"/>
-              </w:rPr>
-              <w:t xml:space="preserve">scripts/03_download_eurostat.R</w:t>
-            </w:r>
-            <w:r>
-              <w:t xml:space="preserve">) and keeps the</w:t>
-            </w:r>
-            <w:r>
-              <w:t xml:space="preserve"> </w:t>
-            </w:r>
-            <w:r>
-              <w:t xml:space="preserve">workbook only as provenance.</w:t>
+              <w:t xml:space="preserve">The European classification of territorial units. NUTS 0 is the country level.</w:t>
             </w:r>
           </w:p>
-          <w:p/>
         </w:tc>
       </w:tr>
     </w:tbl>
@@ -525,7 +603,19 @@
         <w:pStyle w:val="BodyText"/>
       </w:pPr>
       <w:r>
-        <w:t xml:space="preserve"> </w:t>
+        <w:t xml:space="preserve">Eurostat reports NAI and removals by country, not by place. The routine therefore works in two</w:t>
+      </w:r>
+      <w:r>
+        <w:t xml:space="preserve"> </w:t>
+      </w:r>
+      <w:r>
+        <w:t xml:space="preserve">stages. It first completes the national series, which is a statistical problem, and it then places</w:t>
+      </w:r>
+      <w:r>
+        <w:t xml:space="preserve"> </w:t>
+      </w:r>
+      <w:r>
+        <w:t xml:space="preserve">the national values on a map, which is a spatial problem.</w:t>
       </w:r>
     </w:p>
     <w:tbl>
@@ -569,18 +659,18 @@
                 <wp:inline>
                   <wp:extent cx="152400" cy="152400"/>
                   <wp:effectExtent b="0" l="0" r="0" t="0"/>
-                  <wp:docPr descr="" title="" id="13" name="Picture"/>
+                  <wp:docPr descr="" title="" id="10" name="Picture"/>
                   <a:graphic>
                     <a:graphicData uri="http://schemas.openxmlformats.org/drawingml/2006/picture">
                       <pic:pic>
                         <pic:nvPicPr>
-                          <pic:cNvPr descr="/Applications/quarto/share/formats/docx/note.png" id="14" name="Picture"/>
+                          <pic:cNvPr descr="/Applications/quarto/share/formats/docx/note.png" id="11" name="Picture"/>
                           <pic:cNvPicPr>
                             <a:picLocks noChangeArrowheads="1" noChangeAspect="1"/>
                           </pic:cNvPicPr>
                         </pic:nvPicPr>
                         <pic:blipFill>
-                          <a:blip r:embed="rId12"/>
+                          <a:blip r:embed="rId9"/>
                           <a:stretch>
                             <a:fillRect/>
                           </a:stretch>
@@ -613,7 +703,7 @@
               <w:t xml:space="preserve"> </w:t>
             </w:r>
             <w:r>
-              <w:t xml:space="preserve">Two reports are consulted for the method</w:t>
+              <w:t xml:space="preserve">Where the data come from</w:t>
             </w:r>
           </w:p>
         </w:tc>
@@ -637,91 +727,43 @@
               <w:spacing w:before="16" w:after="16"/>
             </w:pPr>
             <w:r>
-              <w:t xml:space="preserve">INCA Part III</w:t>
+              <w:t xml:space="preserve">The Eurostat tables are downloaded with the</w:t>
             </w:r>
             <w:r>
               <w:t xml:space="preserve"> </w:t>
             </w:r>
             <w:r>
-              <w:t xml:space="preserve">(La Notte et al., 2021)</w:t>
+              <w:rPr>
+                <w:rStyle w:val="VerbatimChar"/>
+              </w:rPr>
+              <w:t xml:space="preserve">eurostat</w:t>
             </w:r>
             <w:r>
               <w:t xml:space="preserve"> </w:t>
             </w:r>
             <w:r>
-              <w:t xml:space="preserve">defines the service and the NAI proxy, and INCA Part II</w:t>
+              <w:t xml:space="preserve">package, which reads the same data as the</w:t>
             </w:r>
             <w:r>
               <w:t xml:space="preserve"> </w:t>
             </w:r>
             <w:r>
-              <w:t xml:space="preserve">(Vallecillo et al., 2019)</w:t>
+              <w:t xml:space="preserve">Eurostat website. The download script (</w:t>
+            </w:r>
+            <w:r>
+              <w:rPr>
+                <w:rStyle w:val="VerbatimChar"/>
+              </w:rPr>
+              <w:t xml:space="preserve">scripts/03_download_eurostat.R</w:t>
+            </w:r>
+            <w:r>
+              <w:t xml:space="preserve">) keeps only the volumes in</w:t>
             </w:r>
             <w:r>
               <w:t xml:space="preserve"> </w:t>
             </w:r>
             <w:r>
-              <w:t xml:space="preserve">(chapter 4) describes how national flows are spatialised. The second reference in the client</w:t>
-            </w:r>
-            <w:r>
-              <w:t xml:space="preserve"> </w:t>
-            </w:r>
-            <w:r>
-              <w:t xml:space="preserve">instructions (</w:t>
-            </w:r>
-            <w:r>
-              <w:rPr>
-                <w:rStyle w:val="VerbatimChar"/>
-              </w:rPr>
-              <w:t xml:space="preserve">KS-01-26-019-EN-N</w:t>
-            </w:r>
-            <w:r>
-              <w:t xml:space="preserve">) is the Eurostat ecosystem accounts handbook</w:t>
-            </w:r>
-            <w:r>
-              <w:t xml:space="preserve"> </w:t>
-            </w:r>
-            <w:r>
-              <w:t xml:space="preserve">(Eurostat, 2026a)</w:t>
-            </w:r>
-            <w:r>
-              <w:t xml:space="preserve">,</w:t>
-            </w:r>
-            <w:r>
-              <w:t xml:space="preserve"> </w:t>
-            </w:r>
-            <w:r>
-              <w:t xml:space="preserve">whose wood chapter treats FAWS as a cultivated context measured by net increment and forest not</w:t>
-            </w:r>
-            <w:r>
-              <w:t xml:space="preserve"> </w:t>
-            </w:r>
-            <w:r>
-              <w:t xml:space="preserve">available for wood supply (FNAWS) as an uncultivated context measured by removals. Neither report</w:t>
-            </w:r>
-            <w:r>
-              <w:t xml:space="preserve"> </w:t>
-            </w:r>
-            <w:r>
-              <w:t xml:space="preserve">gives a formula for timber overuse, so the check below applies the definition in the client</w:t>
-            </w:r>
-            <w:r>
-              <w:t xml:space="preserve"> </w:t>
-            </w:r>
-            <w:r>
-              <w:t xml:space="preserve">instructions (removals greater than NAI). Source notes are in</w:t>
-            </w:r>
-            <w:r>
-              <w:t xml:space="preserve"> </w:t>
-            </w:r>
-            <w:r>
-              <w:rPr>
-                <w:rStyle w:val="VerbatimChar"/>
-              </w:rPr>
-              <w:t xml:space="preserve">research/</w:t>
-            </w:r>
-            <w:r>
-              <w:t xml:space="preserve">.</w:t>
+              <w:t xml:space="preserve">thousand cubic metres, for the years 2000 to 2024.</w:t>
             </w:r>
           </w:p>
           <w:p/>
@@ -777,18 +819,18 @@
                 <wp:inline>
                   <wp:extent cx="152400" cy="152400"/>
                   <wp:effectExtent b="0" l="0" r="0" t="0"/>
-                  <wp:docPr descr="" title="" id="15" name="Picture"/>
+                  <wp:docPr descr="" title="" id="12" name="Picture"/>
                   <a:graphic>
                     <a:graphicData uri="http://schemas.openxmlformats.org/drawingml/2006/picture">
                       <pic:pic>
                         <pic:nvPicPr>
-                          <pic:cNvPr descr="/Applications/quarto/share/formats/docx/note.png" id="16" name="Picture"/>
+                          <pic:cNvPr descr="/Applications/quarto/share/formats/docx/note.png" id="13" name="Picture"/>
                           <pic:cNvPicPr>
                             <a:picLocks noChangeArrowheads="1" noChangeAspect="1"/>
                           </pic:cNvPicPr>
                         </pic:nvPicPr>
                         <pic:blipFill>
-                          <a:blip r:embed="rId12"/>
+                          <a:blip r:embed="rId9"/>
                           <a:stretch>
                             <a:fillRect/>
                           </a:stretch>
@@ -821,7 +863,7 @@
               <w:t xml:space="preserve"> </w:t>
             </w:r>
             <w:r>
-              <w:t xml:space="preserve">Paths are relative to the project root</w:t>
+              <w:t xml:space="preserve">Two reports are consulted for the method</w:t>
             </w:r>
           </w:p>
         </w:tc>
@@ -845,73 +887,88 @@
               <w:spacing w:before="16" w:after="16"/>
             </w:pPr>
             <w:r>
-              <w:rPr>
-                <w:rStyle w:val="VerbatimChar"/>
-              </w:rPr>
-              <w:t xml:space="preserve">_quarto.yml</w:t>
+              <w:t xml:space="preserve">INCA Part III</w:t>
             </w:r>
             <w:r>
               <w:t xml:space="preserve"> </w:t>
             </w:r>
             <w:r>
-              <w:t xml:space="preserve">sets</w:t>
+              <w:t xml:space="preserve">(La Notte et al., 2021)</w:t>
             </w:r>
             <w:r>
               <w:t xml:space="preserve"> </w:t>
             </w:r>
             <w:r>
-              <w:rPr>
-                <w:rStyle w:val="VerbatimChar"/>
-              </w:rPr>
-              <w:t xml:space="preserve">execute-dir: project</w:t>
-            </w:r>
-            <w:r>
-              <w:t xml:space="preserve">, so every path below resolves from the repository root</w:t>
+              <w:t xml:space="preserve">defines the service and the NAI proxy, and INCA Part II</w:t>
             </w:r>
             <w:r>
               <w:t xml:space="preserve"> </w:t>
             </w:r>
             <w:r>
-              <w:t xml:space="preserve">regardless of where the</w:t>
+              <w:t xml:space="preserve">(Vallecillo et al., 2019)</w:t>
             </w:r>
             <w:r>
               <w:t xml:space="preserve"> </w:t>
             </w:r>
             <w:r>
-              <w:rPr>
-                <w:rStyle w:val="VerbatimChar"/>
-              </w:rPr>
-              <w:t xml:space="preserve">.qmd</w:t>
+              <w:t xml:space="preserve">(chapter 4) describes how national flows are spatialised. The second reference in the client</w:t>
             </w:r>
             <w:r>
               <w:t xml:space="preserve"> </w:t>
             </w:r>
             <w:r>
-              <w:t xml:space="preserve">file sits. There is no need for</w:t>
+              <w:t xml:space="preserve">instructions (</w:t>
+            </w:r>
+            <w:r>
+              <w:rPr>
+                <w:rStyle w:val="VerbatimChar"/>
+              </w:rPr>
+              <w:t xml:space="preserve">KS-01-26-019-EN-N</w:t>
+            </w:r>
+            <w:r>
+              <w:t xml:space="preserve">) is the Eurostat ecosystem accounts handbook</w:t>
             </w:r>
             <w:r>
               <w:t xml:space="preserve"> </w:t>
             </w:r>
             <w:r>
-              <w:rPr>
-                <w:rStyle w:val="VerbatimChar"/>
-              </w:rPr>
-              <w:t xml:space="preserve">here::here()</w:t>
+              <w:t xml:space="preserve">(Eurostat, 2026a)</w:t>
+            </w:r>
+            <w:r>
+              <w:t xml:space="preserve">,</w:t>
             </w:r>
             <w:r>
               <w:t xml:space="preserve"> </w:t>
             </w:r>
             <w:r>
-              <w:t xml:space="preserve">or</w:t>
+              <w:t xml:space="preserve">whose wood chapter treats FAWS as a cultivated context measured by net increment and forest not</w:t>
             </w:r>
             <w:r>
               <w:t xml:space="preserve"> </w:t>
             </w:r>
             <w:r>
+              <w:t xml:space="preserve">available for wood supply (FNAWS) as an uncultivated context measured by removals. Neither report</w:t>
+            </w:r>
+            <w:r>
+              <w:t xml:space="preserve"> </w:t>
+            </w:r>
+            <w:r>
+              <w:t xml:space="preserve">gives a formula for timber overuse, so the check below applies the definition in the client</w:t>
+            </w:r>
+            <w:r>
+              <w:t xml:space="preserve"> </w:t>
+            </w:r>
+            <w:r>
+              <w:t xml:space="preserve">instructions (removals greater than NAI). Source notes are in</w:t>
+            </w:r>
+            <w:r>
+              <w:t xml:space="preserve"> </w:t>
+            </w:r>
+            <w:r>
               <w:rPr>
                 <w:rStyle w:val="VerbatimChar"/>
               </w:rPr>
-              <w:t xml:space="preserve">setwd()</w:t>
+              <w:t xml:space="preserve">research/</w:t>
             </w:r>
             <w:r>
               <w:t xml:space="preserve">.</w:t>
@@ -921,6 +978,200 @@
         </w:tc>
       </w:tr>
     </w:tbl>
+    <w:p>
+      <w:pPr>
+        <w:pStyle w:val="BodyText"/>
+      </w:pPr>
+      <w:r>
+        <w:t xml:space="preserve"> </w:t>
+      </w:r>
+    </w:p>
+    <w:tbl>
+      <w:tblPr>
+        <w:tblStyle w:val="Table"/>
+        <w:tblLook w:firstRow="0" w:lastRow="0" w:firstColumn="0" w:lastColumn="0" w:noHBand="0" w:noVBand="0" w:val="0000"/>
+        <w:tblBorders>
+          <w:top w:val="single" w:sz="4" w:space="0" w:color="0758E5"/>
+          <w:left w:val="single" w:sz="24" w:space="0" w:color="0758E5"/>
+          <w:bottom w:val="single" w:sz="4" w:space="0" w:color="0758E5"/>
+          <w:right w:val="single" w:sz="4" w:space="0" w:color="0758E5"/>
+        </w:tblBorders>
+        <w:tblCellMar>
+          <w:left w:w="144" w:type="dxa"/>
+          <w:right w:w="144" w:type="dxa"/>
+        </w:tblCellMar>
+        <w:tblLook w:firstRow="0" w:lastRow="0" w:firstColumn="0" w:lastColumn="0" w:noHBand="0" w:noVBand="0" w:val="0000"/>
+      </w:tblPr>
+      <w:tr>
+        <w:trPr>
+          <w:cantSplit/>
+        </w:trPr>
+        <w:tc>
+          <w:tcPr>
+            <w:shd w:color="auto" w:fill="dae6fb" w:val="clear"/>
+            <w:tcMar>
+              <w:top w:w="92" w:type="dxa"/>
+              <w:bottom w:w="92" w:type="dxa"/>
+            </w:tcMar>
+          </w:tcPr>
+          <w:p>
+            <w:pPr>
+              <w:pStyle w:val="BodyText"/>
+            </w:pPr>
+            <w:pPr>
+              <w:spacing w:before="0" w:after="0"/>
+              <w:textAlignment w:val="center"/>
+            </w:pPr>
+            <w:r>
+              <w:drawing>
+                <wp:inline>
+                  <wp:extent cx="152400" cy="152400"/>
+                  <wp:effectExtent b="0" l="0" r="0" t="0"/>
+                  <wp:docPr descr="" title="" id="14" name="Picture"/>
+                  <a:graphic>
+                    <a:graphicData uri="http://schemas.openxmlformats.org/drawingml/2006/picture">
+                      <pic:pic>
+                        <pic:nvPicPr>
+                          <pic:cNvPr descr="/Applications/quarto/share/formats/docx/note.png" id="15" name="Picture"/>
+                          <pic:cNvPicPr>
+                            <a:picLocks noChangeArrowheads="1" noChangeAspect="1"/>
+                          </pic:cNvPicPr>
+                        </pic:nvPicPr>
+                        <pic:blipFill>
+                          <a:blip r:embed="rId9"/>
+                          <a:stretch>
+                            <a:fillRect/>
+                          </a:stretch>
+                        </pic:blipFill>
+                        <pic:spPr bwMode="auto">
+                          <a:xfrm>
+                            <a:off x="0" y="0"/>
+                            <a:ext cx="152400" cy="152400"/>
+                          </a:xfrm>
+                          <a:prstGeom prst="rect">
+                            <a:avLst/>
+                          </a:prstGeom>
+                          <a:noFill/>
+                          <a:ln w="9525">
+                            <a:noFill/>
+                            <a:headEnd/>
+                            <a:tailEnd/>
+                          </a:ln>
+                        </pic:spPr>
+                      </pic:pic>
+                    </a:graphicData>
+                  </a:graphic>
+                </wp:inline>
+              </w:drawing>
+            </w:r>
+            <w:r>
+              <w:t xml:space="preserve"> </w:t>
+            </w:r>
+            <w:r>
+              <w:t xml:space="preserve"> </w:t>
+            </w:r>
+            <w:r>
+              <w:t xml:space="preserve">Paths are relative to the project root</w:t>
+            </w:r>
+          </w:p>
+        </w:tc>
+      </w:tr>
+      <w:tr>
+        <w:trPr>
+          <w:cantSplit/>
+        </w:trPr>
+        <w:tc>
+          <w:tcPr>
+            <w:tcMar>
+              <w:top w:w="108" w:type="dxa"/>
+              <w:bottom w:w="108" w:type="dxa"/>
+            </w:tcMar>
+          </w:tcPr>
+          <w:p>
+            <w:pPr>
+              <w:pStyle w:val="BodyText"/>
+            </w:pPr>
+            <w:pPr>
+              <w:spacing w:before="16" w:after="16"/>
+            </w:pPr>
+            <w:r>
+              <w:rPr>
+                <w:rStyle w:val="VerbatimChar"/>
+              </w:rPr>
+              <w:t xml:space="preserve">_quarto.yml</w:t>
+            </w:r>
+            <w:r>
+              <w:t xml:space="preserve"> </w:t>
+            </w:r>
+            <w:r>
+              <w:t xml:space="preserve">sets</w:t>
+            </w:r>
+            <w:r>
+              <w:t xml:space="preserve"> </w:t>
+            </w:r>
+            <w:r>
+              <w:rPr>
+                <w:rStyle w:val="VerbatimChar"/>
+              </w:rPr>
+              <w:t xml:space="preserve">execute-dir: project</w:t>
+            </w:r>
+            <w:r>
+              <w:t xml:space="preserve">, so every path below resolves from the repository root</w:t>
+            </w:r>
+            <w:r>
+              <w:t xml:space="preserve"> </w:t>
+            </w:r>
+            <w:r>
+              <w:t xml:space="preserve">regardless of where the</w:t>
+            </w:r>
+            <w:r>
+              <w:t xml:space="preserve"> </w:t>
+            </w:r>
+            <w:r>
+              <w:rPr>
+                <w:rStyle w:val="VerbatimChar"/>
+              </w:rPr>
+              <w:t xml:space="preserve">.qmd</w:t>
+            </w:r>
+            <w:r>
+              <w:t xml:space="preserve"> </w:t>
+            </w:r>
+            <w:r>
+              <w:t xml:space="preserve">file sits. There is no need for</w:t>
+            </w:r>
+            <w:r>
+              <w:t xml:space="preserve"> </w:t>
+            </w:r>
+            <w:r>
+              <w:rPr>
+                <w:rStyle w:val="VerbatimChar"/>
+              </w:rPr>
+              <w:t xml:space="preserve">here::here()</w:t>
+            </w:r>
+            <w:r>
+              <w:t xml:space="preserve"> </w:t>
+            </w:r>
+            <w:r>
+              <w:t xml:space="preserve">or</w:t>
+            </w:r>
+            <w:r>
+              <w:t xml:space="preserve"> </w:t>
+            </w:r>
+            <w:r>
+              <w:rPr>
+                <w:rStyle w:val="VerbatimChar"/>
+              </w:rPr>
+              <w:t xml:space="preserve">setwd()</w:t>
+            </w:r>
+            <w:r>
+              <w:t xml:space="preserve">.</w:t>
+            </w:r>
+          </w:p>
+          <w:p/>
+        </w:tc>
+      </w:tr>
+    </w:tbl>
+    <w:bookmarkEnd w:id="16"/>
     <w:bookmarkEnd w:id="17"/>
     <w:bookmarkStart w:id="20" w:name="preliminaries"/>
     <w:p>
@@ -2152,7 +2403,7 @@
                           </pic:cNvPicPr>
                         </pic:nvPicPr>
                         <pic:blipFill>
-                          <a:blip r:embed="rId12"/>
+                          <a:blip r:embed="rId9"/>
                           <a:stretch>
                             <a:fillRect/>
                           </a:stretch>
@@ -2246,7 +2497,25 @@
         <w:pStyle w:val="FirstParagraph"/>
       </w:pPr>
       <w:r>
-        <w:t xml:space="preserve">The extract has one row per country, year, flow (</w:t>
+        <w:t xml:space="preserve">The data come from the European Forest Accounts questionnaire, which member states answer every</w:t>
+      </w:r>
+      <w:r>
+        <w:t xml:space="preserve"> </w:t>
+      </w:r>
+      <w:r>
+        <w:t xml:space="preserve">year. They are partial in practice, because many countries cannot split NAI between available and</w:t>
+      </w:r>
+      <w:r>
+        <w:t xml:space="preserve"> </w:t>
+      </w:r>
+      <w:r>
+        <w:t xml:space="preserve">unavailable forest, especially in the early years. The extract has one row per country, year,</w:t>
+      </w:r>
+      <w:r>
+        <w:t xml:space="preserve"> </w:t>
+      </w:r>
+      <w:r>
+        <w:t xml:space="preserve">flow (</w:t>
       </w:r>
       <w:r>
         <w:rPr>
@@ -5125,7 +5394,19 @@
         <w:t xml:space="preserve">fallback</w:t>
       </w:r>
       <w:r>
-        <w:t xml:space="preserve">).</w:t>
+        <w:t xml:space="preserve">). Total forest includes the forest that is</w:t>
+      </w:r>
+      <w:r>
+        <w:t xml:space="preserve"> </w:t>
+      </w:r>
+      <w:r>
+        <w:t xml:space="preserve">not available, so this is an upper bound for the flow of FAWS, but it is the closest reported</w:t>
+      </w:r>
+      <w:r>
+        <w:t xml:space="preserve"> </w:t>
+      </w:r>
+      <w:r>
+        <w:t xml:space="preserve">figure.</w:t>
       </w:r>
     </w:p>
     <w:p>
@@ -5152,7 +5433,19 @@
         <w:t xml:space="preserve">interpolated</w:t>
       </w:r>
       <w:r>
-        <w:t xml:space="preserve">). Gaps at the start or end of a series repeat the nearest value (</w:t>
+        <w:t xml:space="preserve">). Forest growth changes slowly, so a value between two reported years is a</w:t>
+      </w:r>
+      <w:r>
+        <w:t xml:space="preserve"> </w:t>
+      </w:r>
+      <w:r>
+        <w:t xml:space="preserve">reasonable estimate. Gaps at the start or end of a series repeat the nearest value</w:t>
+      </w:r>
+      <w:r>
+        <w:t xml:space="preserve"> </w:t>
+      </w:r>
+      <w:r>
+        <w:t xml:space="preserve">(</w:t>
       </w:r>
       <w:r>
         <w:rPr>
@@ -5161,7 +5454,7 @@
         <w:t xml:space="preserve">carried</w:t>
       </w:r>
       <w:r>
-        <w:t xml:space="preserve">).</w:t>
+        <w:t xml:space="preserve">), which assumes no change beyond the data.</w:t>
       </w:r>
     </w:p>
     <w:p>
@@ -11229,18 +11522,48 @@
         <w:pStyle w:val="FirstParagraph"/>
       </w:pPr>
       <w:r>
-        <w:t xml:space="preserve">Overuse occurs when removals exceed NAI. The routine uses the removals from forest available for</w:t>
-      </w:r>
-      <w:r>
-        <w:t xml:space="preserve"> </w:t>
-      </w:r>
-      <w:r>
-        <w:t xml:space="preserve">wood supply (</w:t>
+        <w:t xml:space="preserve">NAI is the wood that the forest grows in a year, and removals are the wood taken out. When removals</w:t>
+      </w:r>
+      <w:r>
+        <w:t xml:space="preserve"> </w:t>
+      </w:r>
+      <w:r>
+        <w:t xml:space="preserve">stay above NAI the standing stock shrinks, which means that the service is being used faster than</w:t>
+      </w:r>
+      <w:r>
+        <w:t xml:space="preserve"> </w:t>
+      </w:r>
+      <w:r>
+        <w:t xml:space="preserve">it renews. The client asks for this comparison, and overuse is reported when removals exceed NAI.</w:t>
+      </w:r>
+      <w:r>
+        <w:t xml:space="preserve"> </w:t>
+      </w:r>
+      <w:r>
+        <w:t xml:space="preserve">Removals are used and not fellings, because fellings are not part of</w:t>
+      </w:r>
+      <w:r>
+        <w:t xml:space="preserve"> </w:t>
       </w:r>
       <w:r>
         <w:rPr>
           <w:rStyle w:val="VerbatimChar"/>
         </w:rPr>
+        <w:t xml:space="preserve">for_vol_efa</w:t>
+      </w:r>
+      <w:r>
+        <w:t xml:space="preserve">. The routine</w:t>
+      </w:r>
+      <w:r>
+        <w:t xml:space="preserve"> </w:t>
+      </w:r>
+      <w:r>
+        <w:t xml:space="preserve">takes the removals from forest available for wood supply (</w:t>
+      </w:r>
+      <w:r>
+        <w:rPr>
+          <w:rStyle w:val="VerbatimChar"/>
+        </w:rPr>
         <w:t xml:space="preserve">RMOV</w:t>
       </w:r>
       <w:r>
@@ -11259,25 +11582,33 @@
         <w:t xml:space="preserve">FAWS</w:t>
       </w:r>
       <w:r>
-        <w:t xml:space="preserve">), with the same fallback and gap-filling rules as NAI. Fellings are</w:t>
-      </w:r>
-      <w:r>
-        <w:t xml:space="preserve"> </w:t>
-      </w:r>
-      <w:r>
-        <w:t xml:space="preserve">not part of</w:t>
-      </w:r>
-      <w:r>
-        <w:t xml:space="preserve"> </w:t>
-      </w:r>
-      <w:r>
-        <w:rPr>
-          <w:rStyle w:val="VerbatimChar"/>
-        </w:rPr>
-        <w:t xml:space="preserve">for_vol_efa</w:t>
-      </w:r>
-      <w:r>
-        <w:t xml:space="preserve">, so removals are the comparison.</w:t>
+        <w:t xml:space="preserve">), with the same</w:t>
+      </w:r>
+      <w:r>
+        <w:t xml:space="preserve"> </w:t>
+      </w:r>
+      <w:r>
+        <w:t xml:space="preserve">fallback and gap-filling rules as NAI, so both sides of the comparison cover the same forest.</w:t>
+      </w:r>
+    </w:p>
+    <w:p>
+      <w:pPr>
+        <w:pStyle w:val="BodyText"/>
+      </w:pPr>
+      <w:r>
+        <w:t xml:space="preserve">The comparison is made year by year. A single year above 1 can be a temporary peak, for example</w:t>
+      </w:r>
+      <w:r>
+        <w:t xml:space="preserve"> </w:t>
+      </w:r>
+      <w:r>
+        <w:t xml:space="preserve">after a storm, and a sustained ratio above 1 is the stronger signal. The ratio of removals to NAI</w:t>
+      </w:r>
+      <w:r>
+        <w:t xml:space="preserve"> </w:t>
+      </w:r>
+      <w:r>
+        <w:t xml:space="preserve">is kept in the table, in addition to the flag, for that reason.</w:t>
       </w:r>
     </w:p>
     <w:p>
@@ -14162,6 +14493,50 @@
     </w:p>
     <w:p>
       <w:pPr>
+        <w:pStyle w:val="BodyText"/>
+      </w:pPr>
+      <w:r>
+        <w:t xml:space="preserve">Three choices in this step deserve a short explanation. First, the maps use the projection</w:t>
+      </w:r>
+      <w:r>
+        <w:t xml:space="preserve"> </w:t>
+      </w:r>
+      <w:r>
+        <w:t xml:space="preserve">EPSG:3035 (ETRS89 Lambert azimuthal equal-area), in which every cell covers the same area on the</w:t>
+      </w:r>
+      <w:r>
+        <w:t xml:space="preserve"> </w:t>
+      </w:r>
+      <w:r>
+        <w:t xml:space="preserve">ground, so a share of a cell and a count of cells translate directly into areas. Second, the FAWS map</w:t>
+      </w:r>
+      <w:r>
+        <w:t xml:space="preserve"> </w:t>
+      </w:r>
+      <w:r>
+        <w:t xml:space="preserve">is built at 100 m, and the routine summarises it to 1 km cells holding the share of the cell that</w:t>
+      </w:r>
+      <w:r>
+        <w:t xml:space="preserve"> </w:t>
+      </w:r>
+      <w:r>
+        <w:t xml:space="preserve">is FAWS. This keeps the delivered files small enough for the repository, and the exact areas</w:t>
+      </w:r>
+      <w:r>
+        <w:t xml:space="preserve"> </w:t>
+      </w:r>
+      <w:r>
+        <w:t xml:space="preserve">at 100 m are kept for each country as a reference. Third, the sum of each country is conserved,</w:t>
+      </w:r>
+      <w:r>
+        <w:t xml:space="preserve"> </w:t>
+      </w:r>
+      <w:r>
+        <w:t xml:space="preserve">which means that mapping redistributes the national NAI and neither adds nor removes any.</w:t>
+      </w:r>
+    </w:p>
+    <w:p>
+      <w:pPr>
         <w:pStyle w:val="SourceCode"/>
       </w:pPr>
       <w:r>
@@ -19038,7 +19413,7 @@
     </w:p>
     <w:bookmarkEnd w:id="41"/>
     <w:bookmarkEnd w:id="42"/>
-    <w:bookmarkStart w:id="55" w:name="X8e24b68ac7a0b27f5da90d71b859a6580368683"/>
+    <w:bookmarkStart w:id="56" w:name="X8e24b68ac7a0b27f5da90d71b859a6580368683"/>
     <w:p>
       <w:pPr>
         <w:pStyle w:val="Heading1"/>
@@ -19088,18 +19463,18 @@
                 <wp:inline>
                   <wp:extent cx="152400" cy="152400"/>
                   <wp:effectExtent b="0" l="0" r="0" t="0"/>
-                  <wp:docPr descr="" title="" id="43" name="Picture"/>
+                  <wp:docPr descr="" title="" id="44" name="Picture"/>
                   <a:graphic>
                     <a:graphicData uri="http://schemas.openxmlformats.org/drawingml/2006/picture">
                       <pic:pic>
                         <pic:nvPicPr>
-                          <pic:cNvPr descr="/Applications/quarto/share/formats/docx/important.png" id="44" name="Picture"/>
+                          <pic:cNvPr descr="/Applications/quarto/share/formats/docx/important.png" id="45" name="Picture"/>
                           <pic:cNvPicPr>
                             <a:picLocks noChangeArrowheads="1" noChangeAspect="1"/>
                           </pic:cNvPicPr>
                         </pic:nvPicPr>
                         <pic:blipFill>
-                          <a:blip r:embed="rId9"/>
+                          <a:blip r:embed="rId43"/>
                           <a:stretch>
                             <a:fillRect/>
                           </a:stretch>
@@ -19214,7 +19589,7 @@
         </w:tc>
       </w:tr>
     </w:tbl>
-    <w:bookmarkStart w:id="45" w:name="why-and-how"/>
+    <w:bookmarkStart w:id="46" w:name="why-and-how"/>
     <w:p>
       <w:pPr>
         <w:pStyle w:val="Heading2"/>
@@ -19228,46 +19603,19 @@
         <w:pStyle w:val="FirstParagraph"/>
       </w:pPr>
       <w:r>
-        <w:t xml:space="preserve">The baseline uses the 2020 FAWS pattern for every year. Corine Land Cover (CLC) maps forest</w:t>
-      </w:r>
-      <w:r>
-        <w:t xml:space="preserve"> </w:t>
-      </w:r>
-      <w:r>
-        <w:t xml:space="preserve">for 2000, 2006, 2012 and 2018</w:t>
-      </w:r>
-      <w:r>
-        <w:t xml:space="preserve"> </w:t>
-      </w:r>
-      <w:r>
-        <w:t xml:space="preserve">(European Environment Agency, 2020)</w:t>
-      </w:r>
-      <w:r>
-        <w:t xml:space="preserve">, so combining the two lets the spatial key change with forest</w:t>
-      </w:r>
-      <w:r>
-        <w:t xml:space="preserve"> </w:t>
-      </w:r>
-      <w:r>
-        <w:t xml:space="preserve">extent. The refined key of a year is the 100 m overlap of FAWS and CLC forest (broad-leaved,</w:t>
-      </w:r>
-      <w:r>
-        <w:t xml:space="preserve"> </w:t>
-      </w:r>
-      <w:r>
-        <w:t xml:space="preserve">coniferous and mixed forest, CLC 311, 312 and 313) of that epoch, summed to 1 km shares. The</w:t>
-      </w:r>
-      <w:r>
-        <w:t xml:space="preserve"> </w:t>
-      </w:r>
-      <w:r>
-        <w:t xml:space="preserve">national NAI is spread over it in the same way as in the baseline, so the sum of each country is</w:t>
-      </w:r>
-      <w:r>
-        <w:t xml:space="preserve"> </w:t>
-      </w:r>
-      <w:r>
-        <w:t xml:space="preserve">conserved. CLC 2018 is the latest epoch and is also used for 2024.</w:t>
+        <w:t xml:space="preserve">Corine Land Cover is a European land cover map made by photo-interpreting satellite images, with</w:t>
+      </w:r>
+      <w:r>
+        <w:t xml:space="preserve"> </w:t>
+      </w:r>
+      <w:r>
+        <w:t xml:space="preserve">44 classes and a minimum mapped unit of 25 ha. It is produced for 1990, 2000, 2006, 2012 and 2018.</w:t>
+      </w:r>
+      <w:r>
+        <w:t xml:space="preserve"> </w:t>
+      </w:r>
+      <w:r>
+        <w:t xml:space="preserve">The classes of forest are broad-leaved, coniferous and mixed forest.</w:t>
       </w:r>
     </w:p>
     <w:p>
@@ -19275,6 +19623,53 @@
         <w:pStyle w:val="BodyText"/>
       </w:pPr>
       <w:r>
+        <w:t xml:space="preserve">The baseline uses the 2020 FAWS pattern for every year. Corine Land Cover (CLC) maps forest</w:t>
+      </w:r>
+      <w:r>
+        <w:t xml:space="preserve"> </w:t>
+      </w:r>
+      <w:r>
+        <w:t xml:space="preserve">for 2000, 2006, 2012 and 2018</w:t>
+      </w:r>
+      <w:r>
+        <w:t xml:space="preserve"> </w:t>
+      </w:r>
+      <w:r>
+        <w:t xml:space="preserve">(European Environment Agency, 2020)</w:t>
+      </w:r>
+      <w:r>
+        <w:t xml:space="preserve">, so combining the two lets the spatial key change with forest</w:t>
+      </w:r>
+      <w:r>
+        <w:t xml:space="preserve"> </w:t>
+      </w:r>
+      <w:r>
+        <w:t xml:space="preserve">extent. The refined key of a year is the 100 m overlap of FAWS and CLC forest (broad-leaved,</w:t>
+      </w:r>
+      <w:r>
+        <w:t xml:space="preserve"> </w:t>
+      </w:r>
+      <w:r>
+        <w:t xml:space="preserve">coniferous and mixed forest, CLC 311, 312 and 313) of that epoch, summed to 1 km shares. The</w:t>
+      </w:r>
+      <w:r>
+        <w:t xml:space="preserve"> </w:t>
+      </w:r>
+      <w:r>
+        <w:t xml:space="preserve">national NAI is spread over it in the same way as in the baseline, so the sum of each country is</w:t>
+      </w:r>
+      <w:r>
+        <w:t xml:space="preserve"> </w:t>
+      </w:r>
+      <w:r>
+        <w:t xml:space="preserve">conserved. CLC 2018 is the latest epoch and is also used for 2024.</w:t>
+      </w:r>
+    </w:p>
+    <w:p>
+      <w:pPr>
+        <w:pStyle w:val="BodyText"/>
+      </w:pPr>
+      <w:r>
         <w:t xml:space="preserve">The CLC rasters are 3 GB each as downloaded. The script</w:t>
       </w:r>
       <w:r>
@@ -19370,8 +19765,8 @@
         <w:t xml:space="preserve">)</w:t>
       </w:r>
     </w:p>
-    <w:bookmarkEnd w:id="45"/>
-    <w:bookmarkStart w:id="46" w:name="weights-by-epoch"/>
+    <w:bookmarkEnd w:id="46"/>
+    <w:bookmarkStart w:id="47" w:name="weights-by-epoch"/>
     <w:p>
       <w:pPr>
         <w:pStyle w:val="Heading2"/>
@@ -23112,8 +23507,8 @@
         </w:tc>
       </w:tr>
     </w:tbl>
-    <w:bookmarkEnd w:id="46"/>
-    <w:bookmarkStart w:id="47" w:name="spreading-the-national-nai-1"/>
+    <w:bookmarkEnd w:id="47"/>
+    <w:bookmarkStart w:id="48" w:name="spreading-the-national-nai-1"/>
     <w:p>
       <w:pPr>
         <w:pStyle w:val="Heading2"/>
@@ -25912,8 +26307,8 @@
         </w:tc>
       </w:tr>
     </w:tbl>
-    <w:bookmarkEnd w:id="47"/>
-    <w:bookmarkStart w:id="54" w:name="comparison-with-the-baseline"/>
+    <w:bookmarkEnd w:id="48"/>
+    <w:bookmarkStart w:id="55" w:name="comparison-with-the-baseline"/>
     <w:p>
       <w:pPr>
         <w:pStyle w:val="Heading2"/>
@@ -28928,18 +29323,18 @@
           <wp:inline>
             <wp:extent cx="5334000" cy="2667000"/>
             <wp:effectExtent b="0" l="0" r="0" t="0"/>
-            <wp:docPr descr="" title="" id="49" name="Picture"/>
+            <wp:docPr descr="" title="" id="50" name="Picture"/>
             <a:graphic>
               <a:graphicData uri="http://schemas.openxmlformats.org/drawingml/2006/picture">
                 <pic:pic>
                   <pic:nvPicPr>
-                    <pic:cNvPr descr="index_files/figure-docx/clc-difference-map-1.png" id="50" name="Picture"/>
+                    <pic:cNvPr descr="index_files/figure-docx/clc-difference-map-1.png" id="51" name="Picture"/>
                     <pic:cNvPicPr>
                       <a:picLocks noChangeArrowheads="1" noChangeAspect="1"/>
                     </pic:cNvPicPr>
                   </pic:nvPicPr>
                   <pic:blipFill>
-                    <a:blip r:embed="rId48"/>
+                    <a:blip r:embed="rId49"/>
                     <a:stretch>
                       <a:fillRect/>
                     </a:stretch>
@@ -29969,18 +30364,18 @@
           <wp:inline>
             <wp:extent cx="5334000" cy="4000500"/>
             <wp:effectExtent b="0" l="0" r="0" t="0"/>
-            <wp:docPr descr="" title="" id="52" name="Picture"/>
+            <wp:docPr descr="" title="" id="53" name="Picture"/>
             <a:graphic>
               <a:graphicData uri="http://schemas.openxmlformats.org/drawingml/2006/picture">
                 <pic:pic>
                   <pic:nvPicPr>
-                    <pic:cNvPr descr="index_files/figure-docx/clc-pattern-change-1.png" id="53" name="Picture"/>
+                    <pic:cNvPr descr="index_files/figure-docx/clc-pattern-change-1.png" id="54" name="Picture"/>
                     <pic:cNvPicPr>
                       <a:picLocks noChangeArrowheads="1" noChangeAspect="1"/>
                     </pic:cNvPicPr>
                   </pic:nvPicPr>
                   <pic:blipFill>
-                    <a:blip r:embed="rId51"/>
+                    <a:blip r:embed="rId52"/>
                     <a:stretch>
                       <a:fillRect/>
                     </a:stretch>
@@ -30301,9 +30696,9 @@
         <w:t xml:space="preserve">)</w:t>
       </w:r>
     </w:p>
-    <w:bookmarkEnd w:id="54"/>
     <w:bookmarkEnd w:id="55"/>
-    <w:bookmarkStart w:id="56" w:name="exports"/>
+    <w:bookmarkEnd w:id="56"/>
+    <w:bookmarkStart w:id="57" w:name="exports"/>
     <w:p>
       <w:pPr>
         <w:pStyle w:val="Heading1"/>
@@ -31595,8 +31990,8 @@
         <w:t xml:space="preserve">  )</w:t>
       </w:r>
     </w:p>
-    <w:bookmarkEnd w:id="56"/>
-    <w:bookmarkStart w:id="57" w:name="downloads"/>
+    <w:bookmarkEnd w:id="57"/>
+    <w:bookmarkStart w:id="58" w:name="downloads"/>
     <w:p>
       <w:pPr>
         <w:pStyle w:val="Heading1"/>
@@ -35256,8 +35651,8 @@
         </w:tc>
       </w:tr>
     </w:tbl>
-    <w:bookmarkEnd w:id="57"/>
-    <w:bookmarkStart w:id="59" w:name="X452330f75794bc675f09dc246b593d35f37a5f5"/>
+    <w:bookmarkEnd w:id="58"/>
+    <w:bookmarkStart w:id="60" w:name="X452330f75794bc675f09dc246b593d35f37a5f5"/>
     <w:p>
       <w:pPr>
         <w:pStyle w:val="Heading1"/>
@@ -35417,7 +35812,7 @@
       <w:r>
         <w:t xml:space="preserve"> </w:t>
       </w:r>
-      <w:hyperlink r:id="rId58">
+      <w:hyperlink r:id="rId59">
         <w:r>
           <w:rPr>
             <w:rStyle w:val="Hyperlink"/>
@@ -35429,8 +35824,8 @@
         <w:t xml:space="preserve">.</w:t>
       </w:r>
     </w:p>
-    <w:bookmarkEnd w:id="59"/>
-    <w:bookmarkStart w:id="74" w:name="references"/>
+    <w:bookmarkEnd w:id="60"/>
+    <w:bookmarkStart w:id="75" w:name="references"/>
     <w:p>
       <w:pPr>
         <w:pStyle w:val="Heading1"/>
@@ -35439,8 +35834,8 @@
         <w:t xml:space="preserve">References</w:t>
       </w:r>
     </w:p>
-    <w:bookmarkStart w:id="73" w:name="refs"/>
-    <w:bookmarkStart w:id="61" w:name="ref-avitabile2023"/>
+    <w:bookmarkStart w:id="74" w:name="refs"/>
+    <w:bookmarkStart w:id="62" w:name="ref-avitabile2023"/>
     <w:p>
       <w:pPr>
         <w:pStyle w:val="Bibliography"/>
@@ -35470,7 +35865,7 @@
       <w:r>
         <w:t xml:space="preserve"> </w:t>
       </w:r>
-      <w:hyperlink r:id="rId60">
+      <w:hyperlink r:id="rId61">
         <w:r>
           <w:rPr>
             <w:rStyle w:val="Hyperlink"/>
@@ -35479,8 +35874,8 @@
         </w:r>
       </w:hyperlink>
     </w:p>
-    <w:bookmarkEnd w:id="61"/>
-    <w:bookmarkStart w:id="63" w:name="ref-jrc2026faws"/>
+    <w:bookmarkEnd w:id="62"/>
+    <w:bookmarkStart w:id="64" w:name="ref-jrc2026faws"/>
     <w:p>
       <w:pPr>
         <w:pStyle w:val="Bibliography"/>
@@ -35504,7 +35899,7 @@
       <w:r>
         <w:t xml:space="preserve"> </w:t>
       </w:r>
-      <w:hyperlink r:id="rId62">
+      <w:hyperlink r:id="rId63">
         <w:r>
           <w:rPr>
             <w:rStyle w:val="Hyperlink"/>
@@ -35513,8 +35908,8 @@
         </w:r>
       </w:hyperlink>
     </w:p>
-    <w:bookmarkEnd w:id="63"/>
-    <w:bookmarkStart w:id="65" w:name="ref-copernicus2020clc"/>
+    <w:bookmarkEnd w:id="64"/>
+    <w:bookmarkStart w:id="66" w:name="ref-copernicus2020clc"/>
     <w:p>
       <w:pPr>
         <w:pStyle w:val="Bibliography"/>
@@ -35538,7 +35933,7 @@
       <w:r>
         <w:t xml:space="preserve"> </w:t>
       </w:r>
-      <w:hyperlink r:id="rId64">
+      <w:hyperlink r:id="rId65">
         <w:r>
           <w:rPr>
             <w:rStyle w:val="Hyperlink"/>
@@ -35547,8 +35942,8 @@
         </w:r>
       </w:hyperlink>
     </w:p>
-    <w:bookmarkEnd w:id="65"/>
-    <w:bookmarkStart w:id="66" w:name="ref-eurostat2026handbook"/>
+    <w:bookmarkEnd w:id="66"/>
+    <w:bookmarkStart w:id="67" w:name="ref-eurostat2026handbook"/>
     <w:p>
       <w:pPr>
         <w:pStyle w:val="Bibliography"/>
@@ -35570,8 +35965,8 @@
         <w:t xml:space="preserve">. Luxembourg: Publications Office of the European Union.</w:t>
       </w:r>
     </w:p>
-    <w:bookmarkEnd w:id="66"/>
-    <w:bookmarkStart w:id="68" w:name="ref-eurostat2026forvolefa"/>
+    <w:bookmarkEnd w:id="67"/>
+    <w:bookmarkStart w:id="69" w:name="ref-eurostat2026forvolefa"/>
     <w:p>
       <w:pPr>
         <w:pStyle w:val="Bibliography"/>
@@ -35595,7 +35990,7 @@
       <w:r>
         <w:t xml:space="preserve"> </w:t>
       </w:r>
-      <w:hyperlink r:id="rId67">
+      <w:hyperlink r:id="rId68">
         <w:r>
           <w:rPr>
             <w:rStyle w:val="Hyperlink"/>
@@ -35604,8 +35999,8 @@
         </w:r>
       </w:hyperlink>
     </w:p>
-    <w:bookmarkEnd w:id="68"/>
-    <w:bookmarkStart w:id="70" w:name="ref-gisco2024nuts"/>
+    <w:bookmarkEnd w:id="69"/>
+    <w:bookmarkStart w:id="71" w:name="ref-gisco2024nuts"/>
     <w:p>
       <w:pPr>
         <w:pStyle w:val="Bibliography"/>
@@ -35629,7 +36024,7 @@
       <w:r>
         <w:t xml:space="preserve"> </w:t>
       </w:r>
-      <w:hyperlink r:id="rId69">
+      <w:hyperlink r:id="rId70">
         <w:r>
           <w:rPr>
             <w:rStyle w:val="Hyperlink"/>
@@ -35638,8 +36033,8 @@
         </w:r>
       </w:hyperlink>
     </w:p>
-    <w:bookmarkEnd w:id="70"/>
-    <w:bookmarkStart w:id="71" w:name="ref-lanotte2021"/>
+    <w:bookmarkEnd w:id="71"/>
+    <w:bookmarkStart w:id="72" w:name="ref-lanotte2021"/>
     <w:p>
       <w:pPr>
         <w:pStyle w:val="Bibliography"/>
@@ -35664,8 +36059,8 @@
         <w:t xml:space="preserve">(No. EUR 30856 EN, JRC126566). Publications Office of the European Union.</w:t>
       </w:r>
     </w:p>
-    <w:bookmarkEnd w:id="71"/>
-    <w:bookmarkStart w:id="72" w:name="ref-vallecillo2019"/>
+    <w:bookmarkEnd w:id="72"/>
+    <w:bookmarkStart w:id="73" w:name="ref-vallecillo2019"/>
     <w:p>
       <w:pPr>
         <w:pStyle w:val="Bibliography"/>
@@ -35690,9 +36085,9 @@
         <w:t xml:space="preserve">(No. EUR 29731 EN, JRC116334). Publications Office of the European Union.</w:t>
       </w:r>
     </w:p>
-    <w:bookmarkEnd w:id="72"/>
     <w:bookmarkEnd w:id="73"/>
     <w:bookmarkEnd w:id="74"/>
+    <w:bookmarkEnd w:id="75"/>
     <w:sectPr>
       <w:footnotePr>
         <w:numRestart w:val="eachSect"/>

--- a/docs/documentation/methods/wood-provision/index.docx
+++ b/docs/documentation/methods/wood-provision/index.docx
@@ -91,7 +91,7 @@
         <w:t xml:space="preserve"> </w:t>
       </w:r>
       <w:r>
-        <w:t xml:space="preserve">Each step is written so that the team can read it, rerun it from the repository alone and reuse the</w:t>
+        <w:t xml:space="preserve">Each step is written so that users can read it, rerun it from the repository alone and reuse the</w:t>
       </w:r>
       <w:r>
         <w:t xml:space="preserve"> </w:t>
@@ -105,7 +105,7 @@
         <w:pStyle w:val="BodyText"/>
       </w:pPr>
       <w:r>
-        <w:t xml:space="preserve">The routine follows the client instructions and has four components, in this order:</w:t>
+        <w:t xml:space="preserve">The routine has five components, in this order:</w:t>
       </w:r>
     </w:p>
     <w:p>
@@ -911,67 +911,40 @@
               <w:t xml:space="preserve"> </w:t>
             </w:r>
             <w:r>
-              <w:t xml:space="preserve">(chapter 4) describes how national flows are spatialised. The second reference in the client</w:t>
+              <w:t xml:space="preserve">(chapter 4) describes how national flows are spatialised. The Eurostat ecosystem accounts handbook (</w:t>
+            </w:r>
+            <w:r>
+              <w:rPr>
+                <w:rStyle w:val="VerbatimChar"/>
+              </w:rPr>
+              <w:t xml:space="preserve">KS-01-26-019-EN-N</w:t>
+            </w:r>
+            <w:r>
+              <w:t xml:space="preserve">)</w:t>
             </w:r>
             <w:r>
               <w:t xml:space="preserve"> </w:t>
             </w:r>
             <w:r>
-              <w:t xml:space="preserve">instructions (</w:t>
-            </w:r>
-            <w:r>
-              <w:rPr>
-                <w:rStyle w:val="VerbatimChar"/>
-              </w:rPr>
-              <w:t xml:space="preserve">KS-01-26-019-EN-N</w:t>
-            </w:r>
-            <w:r>
-              <w:t xml:space="preserve">) is the Eurostat ecosystem accounts handbook</w:t>
+              <w:t xml:space="preserve">(Eurostat, 2026a)</w:t>
             </w:r>
             <w:r>
               <w:t xml:space="preserve"> </w:t>
             </w:r>
             <w:r>
-              <w:t xml:space="preserve">(Eurostat, 2026a)</w:t>
-            </w:r>
-            <w:r>
-              <w:t xml:space="preserve">,</w:t>
+              <w:t xml:space="preserve">complements them. Its wood chapter treats FAWS as a cultivated context measured by net increment and forest not</w:t>
             </w:r>
             <w:r>
               <w:t xml:space="preserve"> </w:t>
             </w:r>
             <w:r>
-              <w:t xml:space="preserve">whose wood chapter treats FAWS as a cultivated context measured by net increment and forest not</w:t>
+              <w:t xml:space="preserve">available for wood supply (FNAWS) as an uncultivated context measured by removals. None of the references</w:t>
             </w:r>
             <w:r>
               <w:t xml:space="preserve"> </w:t>
             </w:r>
             <w:r>
-              <w:t xml:space="preserve">available for wood supply (FNAWS) as an uncultivated context measured by removals. Neither report</w:t>
-            </w:r>
-            <w:r>
-              <w:t xml:space="preserve"> </w:t>
-            </w:r>
-            <w:r>
-              <w:t xml:space="preserve">gives a formula for timber overuse, so the check below applies the definition in the client</w:t>
-            </w:r>
-            <w:r>
-              <w:t xml:space="preserve"> </w:t>
-            </w:r>
-            <w:r>
-              <w:t xml:space="preserve">instructions (removals greater than NAI). Source notes are in</w:t>
-            </w:r>
-            <w:r>
-              <w:t xml:space="preserve"> </w:t>
-            </w:r>
-            <w:r>
-              <w:rPr>
-                <w:rStyle w:val="VerbatimChar"/>
-              </w:rPr>
-              <w:t xml:space="preserve">research/</w:t>
-            </w:r>
-            <w:r>
-              <w:t xml:space="preserve">.</w:t>
+              <w:t xml:space="preserve">gives a formula for timber overuse, so the check below defines overuse as removals greater than NAI.</w:t>
             </w:r>
           </w:p>
           <w:p/>
@@ -1362,6 +1335,57 @@
         </w:rPr>
         <w:t xml:space="preserve">)</w:t>
       </w:r>
+      <w:r>
+        <w:br/>
+      </w:r>
+      <w:r>
+        <w:rPr>
+          <w:rStyle w:val="FunctionTok"/>
+        </w:rPr>
+        <w:t xml:space="preserve">source</w:t>
+      </w:r>
+      <w:r>
+        <w:rPr>
+          <w:rStyle w:val="NormalTok"/>
+        </w:rPr>
+        <w:t xml:space="preserve">(</w:t>
+      </w:r>
+      <w:r>
+        <w:rPr>
+          <w:rStyle w:val="StringTok"/>
+        </w:rPr>
+        <w:t xml:space="preserve">"scripts/helpers_results.R"</w:t>
+      </w:r>
+      <w:r>
+        <w:rPr>
+          <w:rStyle w:val="NormalTok"/>
+        </w:rPr>
+        <w:t xml:space="preserve">, </w:t>
+      </w:r>
+      <w:r>
+        <w:rPr>
+          <w:rStyle w:val="AttributeTok"/>
+        </w:rPr>
+        <w:t xml:space="preserve">encoding =</w:t>
+      </w:r>
+      <w:r>
+        <w:rPr>
+          <w:rStyle w:val="NormalTok"/>
+        </w:rPr>
+        <w:t xml:space="preserve"> </w:t>
+      </w:r>
+      <w:r>
+        <w:rPr>
+          <w:rStyle w:val="StringTok"/>
+        </w:rPr>
+        <w:t xml:space="preserve">"UTF-8"</w:t>
+      </w:r>
+      <w:r>
+        <w:rPr>
+          <w:rStyle w:val="NormalTok"/>
+        </w:rPr>
+        <w:t xml:space="preserve">)</w:t>
+      </w:r>
     </w:p>
     <w:bookmarkEnd w:id="18"/>
     <w:bookmarkStart w:id="19" w:name="parameters"/>
@@ -1378,7 +1402,7 @@
         <w:pStyle w:val="FirstParagraph"/>
       </w:pPr>
       <w:r>
-        <w:t xml:space="preserve">The client asks for at least 2000, 2006, 2012, 2018 and 2024. The series is built for every year</w:t>
+        <w:t xml:space="preserve">The reporting years are 2000, 2006, 2012, 2018 and 2024. The series is built for every year</w:t>
       </w:r>
       <w:r>
         <w:t xml:space="preserve"> </w:t>
@@ -1639,6 +1663,33 @@
           <w:rStyle w:val="StringTok"/>
         </w:rPr>
         <w:t xml:space="preserve">"data/inputs/faws/faws_area_by_country.rds"</w:t>
+      </w:r>
+      <w:r>
+        <w:br/>
+      </w:r>
+      <w:r>
+        <w:rPr>
+          <w:rStyle w:val="NormalTok"/>
+        </w:rPr>
+        <w:t xml:space="preserve">nuts_weights_file </w:t>
+      </w:r>
+      <w:r>
+        <w:rPr>
+          <w:rStyle w:val="OtherTok"/>
+        </w:rPr>
+        <w:t xml:space="preserve">&lt;-</w:t>
+      </w:r>
+      <w:r>
+        <w:rPr>
+          <w:rStyle w:val="NormalTok"/>
+        </w:rPr>
+        <w:t xml:space="preserve"> </w:t>
+      </w:r>
+      <w:r>
+        <w:rPr>
+          <w:rStyle w:val="StringTok"/>
+        </w:rPr>
+        <w:t xml:space="preserve">"data/inputs/faws/faws_weight_by_nuts.rds"</w:t>
       </w:r>
       <w:r>
         <w:br/>
@@ -2319,6 +2370,57 @@
           <w:rStyle w:val="StringTok"/>
         </w:rPr>
         <w:t xml:space="preserve">"scripts/03_download_eurostat.R"</w:t>
+      </w:r>
+      <w:r>
+        <w:rPr>
+          <w:rStyle w:val="NormalTok"/>
+        </w:rPr>
+        <w:t xml:space="preserve">, </w:t>
+      </w:r>
+      <w:r>
+        <w:rPr>
+          <w:rStyle w:val="AttributeTok"/>
+        </w:rPr>
+        <w:t xml:space="preserve">encoding =</w:t>
+      </w:r>
+      <w:r>
+        <w:rPr>
+          <w:rStyle w:val="NormalTok"/>
+        </w:rPr>
+        <w:t xml:space="preserve"> </w:t>
+      </w:r>
+      <w:r>
+        <w:rPr>
+          <w:rStyle w:val="StringTok"/>
+        </w:rPr>
+        <w:t xml:space="preserve">"UTF-8"</w:t>
+      </w:r>
+      <w:r>
+        <w:rPr>
+          <w:rStyle w:val="NormalTok"/>
+        </w:rPr>
+        <w:t xml:space="preserve">)</w:t>
+      </w:r>
+      <w:r>
+        <w:br/>
+      </w:r>
+      <w:r>
+        <w:rPr>
+          <w:rStyle w:val="FunctionTok"/>
+        </w:rPr>
+        <w:t xml:space="preserve">source</w:t>
+      </w:r>
+      <w:r>
+        <w:rPr>
+          <w:rStyle w:val="NormalTok"/>
+        </w:rPr>
+        <w:t xml:space="preserve">(</w:t>
+      </w:r>
+      <w:r>
+        <w:rPr>
+          <w:rStyle w:val="StringTok"/>
+        </w:rPr>
+        <w:t xml:space="preserve">"scripts/06_prepare_nuts_weights.R"</w:t>
       </w:r>
       <w:r>
         <w:rPr>
@@ -9330,7 +9432,7 @@
         <w:t xml:space="preserve"> </w:t>
       </w:r>
       <w:r>
-        <w:t xml:space="preserve">results, and it is exported in the summary workbook so that JRC can decide.</w:t>
+        <w:t xml:space="preserve">results, and it is exported in the summary workbook for comparison.</w:t>
       </w:r>
     </w:p>
     <w:p>
@@ -11534,7 +11636,7 @@
         <w:t xml:space="preserve"> </w:t>
       </w:r>
       <w:r>
-        <w:t xml:space="preserve">it renews. The client asks for this comparison, and overuse is reported when removals exceed NAI.</w:t>
+        <w:t xml:space="preserve">it renews. Overuse is reported when removals exceed NAI.</w:t>
       </w:r>
       <w:r>
         <w:t xml:space="preserve"> </w:t>
@@ -30451,7 +30553,7 @@
         <w:t xml:space="preserve"> </w:t>
       </w:r>
       <w:r>
-        <w:t xml:space="preserve">is offered for the team to choose from.</w:t>
+        <w:t xml:space="preserve">is an alternative for users who need the change of forest extent over time.</w:t>
       </w:r>
     </w:p>
     <w:p>
@@ -30772,7 +30874,7 @@
         <w:t xml:space="preserve"> </w:t>
       </w:r>
       <w:r>
-        <w:t xml:space="preserve">reporting-year tables is saved for the team. A GeoPackage of the countries carries the</w:t>
+        <w:t xml:space="preserve">reporting-year tables is saved for users. A GeoPackage of the countries carries the</w:t>
       </w:r>
       <w:r>
         <w:t xml:space="preserve"> </w:t>
@@ -31530,6 +31632,142 @@
           <w:rStyle w:val="NormalTok"/>
         </w:rPr>
         <w:t xml:space="preserve">))</w:t>
+      </w:r>
+    </w:p>
+    <w:p>
+      <w:pPr>
+        <w:pStyle w:val="FirstParagraph"/>
+      </w:pPr>
+      <w:r>
+        <w:t xml:space="preserve">The results workbook has the tables of the actual flow and of the overuse for NUTS0, NUTS2 and NUTS3.</w:t>
+      </w:r>
+      <w:r>
+        <w:t xml:space="preserve"> </w:t>
+      </w:r>
+      <w:r>
+        <w:t xml:space="preserve">Regions share the national value in proportion to their FAWS weight, so they add up to the country.</w:t>
+      </w:r>
+      <w:r>
+        <w:t xml:space="preserve"> </w:t>
+      </w:r>
+      <w:r>
+        <w:t xml:space="preserve">The sheets in monetary terms are added by the monetary valuation document.</w:t>
+      </w:r>
+    </w:p>
+    <w:p>
+      <w:pPr>
+        <w:pStyle w:val="SourceCode"/>
+      </w:pPr>
+      <w:r>
+        <w:rPr>
+          <w:rStyle w:val="FunctionTok"/>
+        </w:rPr>
+        <w:t xml:space="preserve">write_results_workbook</w:t>
+      </w:r>
+      <w:r>
+        <w:rPr>
+          <w:rStyle w:val="NormalTok"/>
+        </w:rPr>
+        <w:t xml:space="preserve">(</w:t>
+      </w:r>
+      <w:r>
+        <w:br/>
+      </w:r>
+      <w:r>
+        <w:rPr>
+          <w:rStyle w:val="NormalTok"/>
+        </w:rPr>
+        <w:t xml:space="preserve">  overuse, </w:t>
+      </w:r>
+      <w:r>
+        <w:rPr>
+          <w:rStyle w:val="FunctionTok"/>
+        </w:rPr>
+        <w:t xml:space="preserve">readRDS</w:t>
+      </w:r>
+      <w:r>
+        <w:rPr>
+          <w:rStyle w:val="NormalTok"/>
+        </w:rPr>
+        <w:t xml:space="preserve">(nuts_weights_file), years_report, </w:t>
+      </w:r>
+      <w:r>
+        <w:rPr>
+          <w:rStyle w:val="AttributeTok"/>
+        </w:rPr>
+        <w:t xml:space="preserve">base_year =</w:t>
+      </w:r>
+      <w:r>
+        <w:rPr>
+          <w:rStyle w:val="NormalTok"/>
+        </w:rPr>
+        <w:t xml:space="preserve"> </w:t>
+      </w:r>
+      <w:r>
+        <w:rPr>
+          <w:rStyle w:val="DecValTok"/>
+        </w:rPr>
+        <w:t xml:space="preserve">2010</w:t>
+      </w:r>
+      <w:r>
+        <w:rPr>
+          <w:rStyle w:val="NormalTok"/>
+        </w:rPr>
+        <w:t xml:space="preserve">,</w:t>
+      </w:r>
+      <w:r>
+        <w:br/>
+      </w:r>
+      <w:r>
+        <w:rPr>
+          <w:rStyle w:val="NormalTok"/>
+        </w:rPr>
+        <w:t xml:space="preserve">  </w:t>
+      </w:r>
+      <w:r>
+        <w:rPr>
+          <w:rStyle w:val="AttributeTok"/>
+        </w:rPr>
+        <w:t xml:space="preserve">path =</w:t>
+      </w:r>
+      <w:r>
+        <w:rPr>
+          <w:rStyle w:val="NormalTok"/>
+        </w:rPr>
+        <w:t xml:space="preserve"> </w:t>
+      </w:r>
+      <w:r>
+        <w:rPr>
+          <w:rStyle w:val="FunctionTok"/>
+        </w:rPr>
+        <w:t xml:space="preserve">file.path</w:t>
+      </w:r>
+      <w:r>
+        <w:rPr>
+          <w:rStyle w:val="NormalTok"/>
+        </w:rPr>
+        <w:t xml:space="preserve">(results_dir, </w:t>
+      </w:r>
+      <w:r>
+        <w:rPr>
+          <w:rStyle w:val="StringTok"/>
+        </w:rPr>
+        <w:t xml:space="preserve">"wood_provision_results.xlsx"</w:t>
+      </w:r>
+      <w:r>
+        <w:rPr>
+          <w:rStyle w:val="NormalTok"/>
+        </w:rPr>
+        <w:t xml:space="preserve">)</w:t>
+      </w:r>
+      <w:r>
+        <w:br/>
+      </w:r>
+      <w:r>
+        <w:rPr>
+          <w:rStyle w:val="NormalTok"/>
+        </w:rPr>
+        <w:t xml:space="preserve">)</w:t>
       </w:r>
     </w:p>
     <w:p>
@@ -32217,6 +32455,27 @@
         <w:t xml:space="preserve">"wood_provision_summary.xlsx"</w:t>
       </w:r>
       <w:r>
+        <w:rPr>
+          <w:rStyle w:val="NormalTok"/>
+        </w:rPr>
+        <w:t xml:space="preserve">,</w:t>
+      </w:r>
+      <w:r>
+        <w:br/>
+      </w:r>
+      <w:r>
+        <w:rPr>
+          <w:rStyle w:val="NormalTok"/>
+        </w:rPr>
+        <w:t xml:space="preserve">    </w:t>
+      </w:r>
+      <w:r>
+        <w:rPr>
+          <w:rStyle w:val="StringTok"/>
+        </w:rPr>
+        <w:t xml:space="preserve">"wood_provision_results.xlsx"</w:t>
+      </w:r>
+      <w:r>
         <w:br/>
       </w:r>
       <w:r>
@@ -32389,6 +32648,27 @@
           <w:rStyle w:val="StringTok"/>
         </w:rPr>
         <w:t xml:space="preserve">"Reporting-year tables and the fallback sensitivity check, one sheet each"</w:t>
+      </w:r>
+      <w:r>
+        <w:rPr>
+          <w:rStyle w:val="NormalTok"/>
+        </w:rPr>
+        <w:t xml:space="preserve">,</w:t>
+      </w:r>
+      <w:r>
+        <w:br/>
+      </w:r>
+      <w:r>
+        <w:rPr>
+          <w:rStyle w:val="NormalTok"/>
+        </w:rPr>
+        <w:t xml:space="preserve">    </w:t>
+      </w:r>
+      <w:r>
+        <w:rPr>
+          <w:rStyle w:val="StringTok"/>
+        </w:rPr>
+        <w:t xml:space="preserve">"Results tables for NUTS0, NUTS2 and NUTS3 in physical terms, with the monetary sheets added by the monetary valuation document"</w:t>
       </w:r>
       <w:r>
         <w:br/>
@@ -33464,7 +33744,7 @@
       </w:tblPr>
       <w:tblGrid>
         <w:gridCol w:w="4673"/>
-        <w:gridCol w:w="8184"/>
+        <w:gridCol w:w="11116"/>
       </w:tblGrid>
       <w:tr>
         <w:trPr>
@@ -34198,6 +34478,121 @@
                 <w:color w:val="000000"/>
               </w:rPr>
             </w:pPr>
+            <w:hyperlink r:id="../../../data/outputs/results/wood_provision_results.xlsx">
+              <w:r xmlns:w="http://schemas.openxmlformats.org/wordprocessingml/2006/main" xmlns:wp="http://schemas.openxmlformats.org/drawingml/2006/wordprocessingDrawing" xmlns:r="http://schemas.openxmlformats.org/officeDocument/2006/relationships" xmlns:w14="http://schemas.microsoft.com/office/word/2010/wordml">
+                <w:rPr>
+                  <w:rFonts w:ascii="Helvetica" w:hAnsi="Helvetica" w:eastAsia="Helvetica" w:cs="Helvetica"/>
+                  <w:i w:val="false"/>
+                  <w:b w:val="false"/>
+                  <w:u w:val="none"/>
+                  <w:strike w:val="false"/>
+                  <w:sz w:val="18"/>
+                  <w:szCs w:val="18"/>
+                  <w:color w:val="000000"/>
+                </w:rPr>
+                <w:t xml:space="preserve">wood_provision_results.xlsx</w:t>
+              </w:r>
+            </w:hyperlink>
+          </w:p>
+        </w:tc>
+        <w:tc>
+          <w:tcPr>
+            <w:tcBorders>
+              <w:bottom w:val="none" w:sz="0" w:space="0" w:color="000000"/>
+              <w:top w:val="none" w:sz="0" w:space="0" w:color="000000"/>
+              <w:left w:val="none" w:sz="0" w:space="0" w:color="000000"/>
+              <w:right w:val="none" w:sz="0" w:space="0" w:color="000000"/>
+            </w:tcBorders>
+            <w:shd w:val="clear" w:color="auto" w:fill="FFFFFF"/>
+            <w:tcMar>
+              <w:top w:w="0" w:type="dxa"/>
+              <w:bottom w:w="0" w:type="dxa"/>
+              <w:left w:w="0" w:type="dxa"/>
+              <w:right w:w="0" w:type="dxa"/>
+            </w:tcMar>
+            <w:vAlign w:val="center"/>
+          </w:tcPr>
+          <w:p>
+            <w:pPr>
+              <w:jc w:val="left"/>
+              <w:pBdr>
+                <w:bottom w:val="none" w:sz="0" w:space="0" w:color="000000"/>
+                <w:top w:val="none" w:sz="0" w:space="0" w:color="000000"/>
+                <w:left w:val="none" w:sz="0" w:space="0" w:color="000000"/>
+                <w:right w:val="none" w:sz="0" w:space="0" w:color="000000"/>
+              </w:pBdr>
+              <w:spacing w:after="100" w:before="100" w:line="240"/>
+              <w:ind w:left="100" w:right="100" w:firstLine="0" w:firstLineChars="0"/>
+              <w:rPr>
+                <w:rFonts w:ascii="Helvetica" w:hAnsi="Helvetica" w:eastAsia="Helvetica" w:cs="Helvetica"/>
+                <w:i w:val="false"/>
+                <w:b w:val="false"/>
+                <w:u w:val="none"/>
+                <w:strike w:val="false"/>
+                <w:sz w:val="18"/>
+                <w:szCs w:val="18"/>
+                <w:color w:val="000000"/>
+              </w:rPr>
+            </w:pPr>
+            <w:r xmlns:w="http://schemas.openxmlformats.org/wordprocessingml/2006/main" xmlns:wp="http://schemas.openxmlformats.org/drawingml/2006/wordprocessingDrawing" xmlns:r="http://schemas.openxmlformats.org/officeDocument/2006/relationships" xmlns:w14="http://schemas.microsoft.com/office/word/2010/wordml">
+              <w:rPr>
+                <w:rFonts w:ascii="Helvetica" w:hAnsi="Helvetica" w:eastAsia="Helvetica" w:cs="Helvetica"/>
+                <w:i w:val="false"/>
+                <w:b w:val="false"/>
+                <w:u w:val="none"/>
+                <w:strike w:val="false"/>
+                <w:sz w:val="18"/>
+                <w:szCs w:val="18"/>
+                <w:color w:val="000000"/>
+              </w:rPr>
+              <w:t xml:space="preserve">Results tables for NUTS0, NUTS2 and NUTS3 in physical terms, with the monetary sheets added by the monetary valuation document</w:t>
+            </w:r>
+          </w:p>
+        </w:tc>
+      </w:tr>
+      <w:tr>
+        <w:trPr>
+          <w:trHeight w:val="560" w:hRule="auto"/>
+        </w:trPr>
+        <w:tc>
+          <w:tcPr>
+            <w:tcBorders>
+              <w:bottom w:val="none" w:sz="0" w:space="0" w:color="000000"/>
+              <w:top w:val="none" w:sz="0" w:space="0" w:color="000000"/>
+              <w:left w:val="none" w:sz="0" w:space="0" w:color="000000"/>
+              <w:right w:val="none" w:sz="0" w:space="0" w:color="000000"/>
+            </w:tcBorders>
+            <w:shd w:val="clear" w:color="auto" w:fill="FFFFFF"/>
+            <w:tcMar>
+              <w:top w:w="0" w:type="dxa"/>
+              <w:bottom w:w="0" w:type="dxa"/>
+              <w:left w:w="0" w:type="dxa"/>
+              <w:right w:w="0" w:type="dxa"/>
+            </w:tcMar>
+            <w:vAlign w:val="center"/>
+          </w:tcPr>
+          <w:p>
+            <w:pPr>
+              <w:jc w:val="left"/>
+              <w:pBdr>
+                <w:bottom w:val="none" w:sz="0" w:space="0" w:color="000000"/>
+                <w:top w:val="none" w:sz="0" w:space="0" w:color="000000"/>
+                <w:left w:val="none" w:sz="0" w:space="0" w:color="000000"/>
+                <w:right w:val="none" w:sz="0" w:space="0" w:color="000000"/>
+              </w:pBdr>
+              <w:spacing w:after="100" w:before="100" w:line="240"/>
+              <w:ind w:left="100" w:right="100" w:firstLine="0" w:firstLineChars="0"/>
+              <w:rPr>
+                <w:rFonts w:ascii="Helvetica" w:hAnsi="Helvetica" w:eastAsia="Helvetica" w:cs="Helvetica"/>
+                <w:i w:val="false"/>
+                <w:b w:val="false"/>
+                <w:u w:val="none"/>
+                <w:strike w:val="false"/>
+                <w:sz w:val="18"/>
+                <w:szCs w:val="18"/>
+                <w:color w:val="000000"/>
+              </w:rPr>
+            </w:pPr>
             <w:hyperlink r:id="../../../data/outputs/gis/wood_nai_faws_1km_2000.tif">
               <w:r xmlns:w="http://schemas.openxmlformats.org/wordprocessingml/2006/main" xmlns:wp="http://schemas.openxmlformats.org/drawingml/2006/wordprocessingDrawing" xmlns:r="http://schemas.openxmlformats.org/officeDocument/2006/relationships" xmlns:w14="http://schemas.microsoft.com/office/word/2010/wordml">
                 <w:rPr>
@@ -35783,19 +36178,7 @@
         <w:pStyle w:val="FirstParagraph"/>
       </w:pPr>
       <w:r>
-        <w:t xml:space="preserve">Further candidate refinements, each documented with its source and size in</w:t>
-      </w:r>
-      <w:r>
-        <w:t xml:space="preserve"> </w:t>
-      </w:r>
-      <w:r>
-        <w:rPr>
-          <w:rStyle w:val="VerbatimChar"/>
-        </w:rPr>
-        <w:t xml:space="preserve">research/refinement-proposals.md</w:t>
-      </w:r>
-      <w:r>
-        <w:t xml:space="preserve">, include the biomass available for wood supply map as a</w:t>
+        <w:t xml:space="preserve">Further candidate refinements include the biomass available for wood supply map as a</w:t>
       </w:r>
       <w:r>
         <w:t xml:space="preserve"> </w:t>
